--- a/pc_package/PCR-003_bioreactor.docx
+++ b/pc_package/PCR-003_bioreactor.docx
@@ -2466,7 +2466,7 @@
         <w:pStyle w:val="BodyText"/>
       </w:pPr>
       <w:r>
-        <w:t xml:space="preserve">Each attribute was judged on the 95 % prediction interval of a single run, at manufacturing scale, at every combination of NOR low, set-point and NOR high. Afucosylation, galactosylation, high mannose and aggregate meet their intermediate acceptance criteria. Acidic variants do not. At nine of the 81 combinations, all with pCO2 at its NOR high, the interval reaches below the lower limit of 18.0 %. At the least favourable combination the predicted median is 18.4 %, a margin above the limit smaller than the bias of the model at the set-point, and about 17.7 % with the initial viable cell concentration at its NOR low. The NOR was not narrowed. The risk was accepted as the producer’s. This report recommends an action limit for acidic variants at harvest, and the trending of acidic variants against the initial viable cell concentration in production (</w:t>
+        <w:t xml:space="preserve">Each attribute was judged on the 95 % prediction interval of a single run, at manufacturing scale, at every combination of NOR low, set-point and NOR high. Afucosylation, galactosylation, high mannose and aggregate meet their intermediate acceptance criteria. Acidic variants do not. At nine of the 81 combinations, all with pCO2 at its NOR high, the interval reaches below the lower limit of 18.0 %. At the least favourable combination the predicted median is 18.4 %, a margin above the limit smaller than the bias of the model at the set-point, and about 17.7 % with the initial viable cell concentration at its NOR low. The NOR was not narrowed. The risk was accepted as the producer’s. This report recommends a combined alert in the control system, which fires when culture pH is above 6.79, pCO2 is above 101 mmHg and culture temperature is below 35.39 °C at the same time. It also recommends an action limit for acidic variants at harvest of 18.72 %, and the trending of acidic variants against the initial viable cell concentration in production (</w:t>
       </w:r>
       <w:hyperlink w:anchor="sec-control">
         <w:r>
@@ -3184,7 +3184,7 @@
         </w:r>
       </w:hyperlink>
       <w:r>
-        <w:t xml:space="preserve">). The Version 1.0 limits were applied at analysis and appeared in no approved plan. Every upper limit in force is higher than the Version 1.0 limit, and acidic variants now carry a lower limit of 18.0 %. Verification of the platform worst cases tightened the aggregate criterion and then widened it, to 6.46 % against 9.30 % a priori (</w:t>
+        <w:t xml:space="preserve">). The Version 1.0 limits were applied at analysis and appeared in no approved plan. Every upper limit in force is higher than the Version 1.0 limit, and acidic variants now carry a lower limit of 18.0 %. Verification of the platform worst cases tightened the aggregate criterion and then widened it, to 6.30 % against 9.30 % a priori (</w:t>
       </w:r>
       <w:hyperlink w:anchor="sec-criteria">
         <w:r>
@@ -3725,7 +3725,7 @@
                     <w:jc w:val="center"/>
                   </w:pPr>
                   <w:r>
-                    <w:t xml:space="preserve">≤ 6.46</w:t>
+                    <w:t xml:space="preserve">≤ 6.30</w:t>
                   </w:r>
                 </w:p>
               </w:tc>
@@ -16085,19 +16085,19 @@
                     <w:jc w:val="center"/>
                   </w:pPr>
                   <w:r>
-                    <w:t xml:space="preserve">6.46</w:t>
-                  </w:r>
-                </w:p>
-              </w:tc>
-              <w:tc>
-                <w:tcPr/>
-                <w:p>
-                  <w:pPr>
-                    <w:pStyle w:val="Compact"/>
-                    <w:jc w:val="center"/>
-                  </w:pPr>
-                  <w:r>
-                    <w:t xml:space="preserve">13.8</w:t>
+                    <w:t xml:space="preserve">6.3</w:t>
+                  </w:r>
+                </w:p>
+              </w:tc>
+              <w:tc>
+                <w:tcPr/>
+                <w:p>
+                  <w:pPr>
+                    <w:pStyle w:val="Compact"/>
+                    <w:jc w:val="center"/>
+                  </w:pPr>
+                  <w:r>
+                    <w:t xml:space="preserve">14.1</w:t>
                   </w:r>
                 </w:p>
               </w:tc>
@@ -16168,19 +16168,19 @@
                     <w:jc w:val="center"/>
                   </w:pPr>
                   <w:r>
-                    <w:t xml:space="preserve">6.46</w:t>
-                  </w:r>
-                </w:p>
-              </w:tc>
-              <w:tc>
-                <w:tcPr/>
-                <w:p>
-                  <w:pPr>
-                    <w:pStyle w:val="Compact"/>
-                    <w:jc w:val="center"/>
-                  </w:pPr>
-                  <w:r>
-                    <w:t xml:space="preserve">11.8</w:t>
+                    <w:t xml:space="preserve">6.3</w:t>
+                  </w:r>
+                </w:p>
+              </w:tc>
+              <w:tc>
+                <w:tcPr/>
+                <w:p>
+                  <w:pPr>
+                    <w:pStyle w:val="Compact"/>
+                    <w:jc w:val="center"/>
+                  </w:pPr>
+                  <w:r>
+                    <w:t xml:space="preserve">12.1</w:t>
                   </w:r>
                 </w:p>
               </w:tc>
@@ -20197,7 +20197,7 @@
                     <w:jc w:val="center"/>
                   </w:pPr>
                   <w:r>
-                    <w:t xml:space="preserve">Afuc., afucosylation. Gal., galactosylation. High man., high mannose. Acidic, acidic variants. HMW, aggregate. The criteria of the step are afucosylation 2–13 %, galactosylation 10–40 %, high mannose 3–10 %, acidic variants 18–39 % and aggregate ≤ 6.46 %.</w:t>
+                    <w:t xml:space="preserve">Afuc., afucosylation. Gal., galactosylation. High man., high mannose. Acidic, acidic variants. HMW, aggregate. The criteria of the step are afucosylation 2–13 %, galactosylation 10–40 %, high mannose 3–10 %, acidic variants 18–39 % and aggregate ≤ 6.3 %.</w:t>
                   </w:r>
                 </w:p>
               </w:tc>
@@ -24115,7 +24115,7 @@
                     <w:jc w:val="center"/>
                   </w:pPr>
                   <w:r>
-                    <w:t xml:space="preserve">≤ 6.46</w:t>
+                    <w:t xml:space="preserve">≤ 6.3</w:t>
                   </w:r>
                 </w:p>
               </w:tc>
@@ -24772,7 +24772,7 @@
         <w:pStyle w:val="BodyText"/>
       </w:pPr>
       <w:r>
-        <w:t xml:space="preserve">The aggregate criterion is the drug substance limit multiplied by the aggregate clearance factor of cation exchange, less the aggregate increase across low-pH viral inactivation. From the platform values alone it is 9.30 %. Verification of the platform worst cases changed both terms (PCMP-001 §7.5). The cation exchange model predicted within its NOR a lowest clearance of 1.58-fold, worse than the platform worst case of 2.00-fold. The one-sided 95 % prediction bound of a single batch there, 1.40-fold, replaced the platform value (PCR-007), which alone would set the criterion at 6.32 %. The low-pH viral inactivation model gave a bound of 0.56 points for the increase, better than the platform value of 0.70 points, on a model that meets the first three adequacy criteria of PCMP-001 §7.2 (PCR-006). That bound replaced the platform value too. The criterion in force is 6.46 %, stricter than the a priori value. It is computed from the unrounded terms, so the rounded values of</w:t>
+        <w:t xml:space="preserve">The aggregate criterion is the drug substance limit less the aggregate increase across UF/DF, multiplied by the aggregate clearance factor of cation exchange, less the aggregate increase across low-pH viral inactivation. PCMP-001 assumed that no step after cation exchange changes aggregate, and from the platform values alone the criterion is 9.30 %. Verification of the platform worst cases at manufacturing scale changed all three terms (PCMP-001 §7.5). UF/DF raised aggregate within its NOR in the univariate study S-UFDF-UNI2. The one-sided 95 % prediction bound of a single run, 0.10 points, replaced the assumption of no increase (PCR-010). The cation exchange model predicted within its NOR a lowest clearance of 1.58-fold at manufacturing scale, worse than the platform worst case of 2.00-fold. The one-sided 95 % prediction bound of a single batch there, 1.40-fold, replaced the platform value (PCR-007). These two bounds alone would set the criterion at 6.14 %. The low-pH viral inactivation model gave a bound of 0.54 points for the increase, better than the platform value of 0.70 points, on a model that meets the first three adequacy criteria of PCMP-001 §7.2 (PCR-006). That bound replaced the platform value too. The criterion in force is 6.30 %, stricter than the a priori value. It is computed from the unrounded terms, so the rounded values give 6.32 %. The increase in</w:t>
       </w:r>
       <w:r>
         <w:t xml:space="preserve"> </w:t>
@@ -24789,7 +24789,7 @@
         <w:t xml:space="preserve"> </w:t>
       </w:r>
       <w:r>
-        <w:t xml:space="preserve">give 6.44 %.</w:t>
+        <w:t xml:space="preserve">is the sum of the two increases, and the UF/DF increase is carried back through the clearance factor of cation exchange.</w:t>
       </w:r>
     </w:p>
     <w:p>
@@ -24797,7 +24797,7 @@
         <w:pStyle w:val="BodyText"/>
       </w:pPr>
       <w:r>
-        <w:t xml:space="preserve">PCMP-001 §7.5 asks for the risk of the change. The net change is a tightening. No in-process test of aggregate exists at this step, so no batch fails here, and the risk of the tighter criterion falls on the producer at release, where SEC tests aggregate in the drug substance against the limit of 5.0 % and detects an excursion. The widening alone moves the criterion 0.14 points in the direction of a higher risk to the patient. To meet the drug substance limit, cation exchange must clear at least 1.40-fold and low-pH viral inactivation must add no more than 0.56 points. At the highest single-run level that the model of this step predicts within the NOR, 2.35 % at manufacturing scale, the drug substance would then carry at most 2.07 %. None of the 2,000 batches of the integrated model fell outside the aggregate criterion of the drug substance, which puts the probability below 0.15 % at one-sided 95 % confidence (</w:t>
+        <w:t xml:space="preserve">PCMP-001 §7.5 asks for the risk of the change. The net change is a tightening. No in-process test of aggregate exists at this step, so no batch fails here, and the risk of the tighter criterion falls on the producer at release, where SEC tests aggregate in the drug substance against the limit of 5.0 % and detects an excursion. The widening alone moves the criterion 0.16 points in the direction of a higher risk to the patient. To meet the drug substance limit, cation exchange must clear at least 1.40-fold, low-pH viral inactivation must add no more than 0.54 points and UF/DF no more than 0.10 points. At the highest single-run level that the model of this step predicts within the NOR, 2.35 % at manufacturing scale, the drug substance would then carry at most 2.17 %. None of the 2,000 batches of the integrated model fell outside the aggregate criterion of the drug substance, which puts the probability below 0.15 % at one-sided 95 % confidence (</w:t>
       </w:r>
       <w:hyperlink w:anchor="sec-capability">
         <w:r>
@@ -24816,7 +24816,7 @@
         <w:pStyle w:val="BodyText"/>
       </w:pPr>
       <w:r>
-        <w:t xml:space="preserve">The widening rests on the bound of the low-pH viral inactivation model, from the 18 runs of its response-surface design. That model has predicted R² 0.004 below R² and a lack-of-fit p-value of 0.504, and it also meets the criterion on residuals and influential runs. PCR-006 gives the bound and states whether it depends on a single run, as PCMP-001 §7.5 requires. The platform worst case is an increase over a hold of 180 min, while the NOR of the A-Mab hold as characterized ends at 120 min. At the edges of the range studied, which include the longer hold, A-Mab added up to 0.84 points, more than the platform value. The replacement therefore reflects the shorter hold of A-Mab and not a more stable product. It holds for routine manufacture, which is controlled within the hold-time NOR, and the NOR of hold time and temperature in force ends at the same longest hold and highest temperature as the NOR as characterized.</w:t>
+        <w:t xml:space="preserve">The widening rests on the bound of the low-pH viral inactivation model, from the 18 runs of its response-surface design. That model has predicted R² 0.004 below R² and a lack-of-fit p-value of 0.504, and it also meets the criterion on residuals and influential runs. PCR-006 gives the bound and states whether it depends on a single run, as PCMP-001 §7.5 requires. The platform worst case is an increase over a hold of 180 min, while the NOR of the A-Mab hold as characterized ends at 120 min. At the edges of the range studied, which include the longer hold, A-Mab added up to 0.82 points, more than the platform value. The replacement therefore reflects the shorter hold of A-Mab and not a more stable product. It holds for routine manufacture, which is controlled within the hold-time NOR, and the NOR of hold time and temperature in force ends at the same longest hold and highest temperature as the NOR as characterized.</w:t>
       </w:r>
     </w:p>
     <w:p>
@@ -24824,7 +24824,7 @@
         <w:pStyle w:val="BodyText"/>
       </w:pPr>
       <w:r>
-        <w:t xml:space="preserve">Without the model selection of INV-002 corrective action CA3, the verification would have used the full quadratic models, and the aggregate criterion would be 6.19 %. The low-pH model of acidic variants is an exact fit, which cannot replace the platform value, so the acidic-variant criterion would not change. Judged against that aggregate criterion, aggregate keeps its verdict over the NOR, its PARs and the qualification of its scale-down model.</w:t>
+        <w:t xml:space="preserve">Without the model selection of INV-002 corrective action CA3, the verification would have used the full quadratic models, and the aggregate criterion would be 6.04 %. The low-pH model of acidic variants is an exact fit, which cannot replace the platform value, so the acidic-variant criterion would not change. Judged against that aggregate criterion, aggregate keeps its verdict over the NOR, its PARs and the qualification of its scale-down model.</w:t>
       </w:r>
     </w:p>
     <w:tbl>
@@ -25060,19 +25060,19 @@
                     <w:jc w:val="center"/>
                   </w:pPr>
                   <w:r>
-                    <w:t xml:space="preserve">0.56</w:t>
-                  </w:r>
-                </w:p>
-              </w:tc>
-              <w:tc>
-                <w:tcPr/>
-                <w:p>
-                  <w:pPr>
-                    <w:pStyle w:val="Compact"/>
-                    <w:jc w:val="center"/>
-                  </w:pPr>
-                  <w:r>
-                    <w:t xml:space="preserve">≤ 6.46</w:t>
+                    <w:t xml:space="preserve">0.64</w:t>
+                  </w:r>
+                </w:p>
+              </w:tc>
+              <w:tc>
+                <w:tcPr/>
+                <w:p>
+                  <w:pPr>
+                    <w:pStyle w:val="Compact"/>
+                    <w:jc w:val="center"/>
+                  </w:pPr>
+                  <w:r>
+                    <w:t xml:space="preserve">≤ 6.30</w:t>
                   </w:r>
                 </w:p>
               </w:tc>
@@ -26173,7 +26173,7 @@
                     <w:jc w:val="center"/>
                   </w:pPr>
                   <w:r>
-                    <w:t xml:space="preserve">≤ 6.46</w:t>
+                    <w:t xml:space="preserve">≤ 6.30</w:t>
                   </w:r>
                 </w:p>
               </w:tc>
@@ -28204,7 +28204,7 @@
                     <w:jc w:val="center"/>
                   </w:pPr>
                   <w:r>
-                    <w:t xml:space="preserve">≤ 6.46</w:t>
+                    <w:t xml:space="preserve">≤ 6.3</w:t>
                   </w:r>
                 </w:p>
               </w:tc>
@@ -29910,19 +29910,19 @@
                     <w:jc w:val="center"/>
                   </w:pPr>
                   <w:r>
-                    <w:t xml:space="preserve">4.59</w:t>
-                  </w:r>
-                </w:p>
-              </w:tc>
-              <w:tc>
-                <w:tcPr/>
-                <w:p>
-                  <w:pPr>
-                    <w:pStyle w:val="Compact"/>
-                    <w:jc w:val="center"/>
-                  </w:pPr>
-                  <w:r>
-                    <w:t xml:space="preserve">6.17</w:t>
+                    <w:t xml:space="preserve">4.60</w:t>
+                  </w:r>
+                </w:p>
+              </w:tc>
+              <w:tc>
+                <w:tcPr/>
+                <w:p>
+                  <w:pPr>
+                    <w:pStyle w:val="Compact"/>
+                    <w:jc w:val="center"/>
+                  </w:pPr>
+                  <w:r>
+                    <w:t xml:space="preserve">6.14</w:t>
                   </w:r>
                 </w:p>
               </w:tc>
@@ -32391,7 +32391,7 @@
         <w:t xml:space="preserve"> </w:t>
       </w:r>
       <w:r>
-        <w:t xml:space="preserve">gives, with the action limit and the trending of</w:t>
+        <w:t xml:space="preserve">gives. A combined alert in the control system covers every failing combination inside the NOR. It fires when culture pH is above 6.79, pCO2 is above 101 mmHg and culture temperature is below 35.39 °C at the same time. The action limit for acidic variants at harvest of 18.72 % and the trending of</w:t>
       </w:r>
       <w:r>
         <w:t xml:space="preserve"> </w:t>
@@ -32405,7 +32405,10 @@
         </w:r>
       </w:hyperlink>
       <w:r>
-        <w:t xml:space="preserve">.</w:t>
+        <w:t xml:space="preserve"> </w:t>
+      </w:r>
+      <w:r>
+        <w:t xml:space="preserve">complete the mitigation.</w:t>
       </w:r>
     </w:p>
     <w:bookmarkEnd w:id="153"/>
